--- a/hello.docx
+++ b/hello.docx
@@ -11,11 +11,14 @@
         <w:t>git</w:t>
       </w:r>
       <w:proofErr w:type="spellEnd"/>
-    </w:p>
-    <w:p>
+      <w:r>
+        <w:br/>
+        <w:t>I want to build my own website for my small business loop and lilac.</w:t>
+      </w:r>
       <w:bookmarkStart w:id="0" w:name="_GoBack"/>
       <w:bookmarkEnd w:id="0"/>
     </w:p>
+    <w:p/>
     <w:sectPr>
       <w:pgSz w:w="12240" w:h="15840"/>
       <w:pgMar w:top="1440" w:right="1440" w:bottom="1440" w:left="1440" w:header="720" w:footer="720" w:gutter="0"/>
